--- a/pr-preview/pr-90/chapters/08-selection-bias.docx
+++ b/pr-preview/pr-90/chapters/08-selection-bias.docx
@@ -2435,7 +2435,13 @@
         <w:t xml:space="preserve"> </w:t>
       </w:r>
       <w:r>
-        <w:t xml:space="preserve">The exposure lowers the chance of remaining at work either directly (e.g., disabling asthma; Figures 8.3 and 8.4) or through a common cause</w:t>
+        <w:t xml:space="preserve">The exposure lowers the chance of remaining at work either directly (e.g., disabling asthma;</w:t>
+      </w:r>
+      <w:r>
+        <w:t xml:space="preserve"> </w:t>
+      </w:r>
+      <w:r>
+        <w:t xml:space="preserve">Figures 8.3 and 8.4) or through a common cause</w:t>
       </w:r>
       <w:r>
         <w:t xml:space="preserve"> </w:t>
@@ -2449,7 +2455,13 @@
         <w:t xml:space="preserve"> </w:t>
       </w:r>
       <w:r>
-        <w:t xml:space="preserve">(e.g., exposed jobs are eliminated and their workers laid off; Figures 8.5 and 8.6).</w:t>
+        <w:t xml:space="preserve">(e.g., exposed jobs are eliminated and their workers laid off;</w:t>
+      </w:r>
+      <w:r>
+        <w:t xml:space="preserve"> </w:t>
+      </w:r>
+      <w:r>
+        <w:t xml:space="preserve">Figures 8.5 and 8.6).</w:t>
       </w:r>
     </w:p>
     <w:p>
@@ -3321,7 +3333,13 @@
               </m:r>
             </m:oMath>
             <w:r>
-              <w:t xml:space="preserve">; an intermediate node for hip fracture could be drawn but is not needed).</w:t>
+              <w:t xml:space="preserve">;</w:t>
+            </w:r>
+            <w:r>
+              <w:t xml:space="preserve"> </w:t>
+            </w:r>
+            <w:r>
+              <w:t xml:space="preserve">an intermediate node for hip fracture could be drawn but is not needed).</w:t>
             </w:r>
             <w:r>
               <w:t xml:space="preserve"> </w:t>
